--- a/dosyalar/8-sinif/arapca-8-1d1y-klasik.docx
+++ b/dosyalar/8-sinif/arapca-8-1d1y-klasik.docx
@@ -658,7 +658,7 @@
                 <w:szCs w:val="30"/>
                 <w:rtl/>
               </w:rPr>
-              <w:t xml:space="preserve">اَلنَّادِي</w:t>
+              <w:t xml:space="preserve">اَلنَّادِي</w:t>
             </w:r>
           </w:p>
         </w:tc>
@@ -754,7 +754,7 @@
                 <w:szCs w:val="30"/>
                 <w:rtl/>
               </w:rPr>
-              <w:t xml:space="preserve">اَلنَّشَاطُ</w:t>
+              <w:t xml:space="preserve">اَلنَّشَاطُ</w:t>
             </w:r>
           </w:p>
         </w:tc>
@@ -850,7 +850,7 @@
                 <w:szCs w:val="30"/>
                 <w:rtl/>
               </w:rPr>
-              <w:t xml:space="preserve">اَلْمَسْرَحُ</w:t>
+              <w:t xml:space="preserve">اَلمَسْرَحُ</w:t>
             </w:r>
           </w:p>
         </w:tc>
@@ -946,7 +946,7 @@
                 <w:szCs w:val="30"/>
                 <w:rtl/>
               </w:rPr>
-              <w:t xml:space="preserve">اَلرِّحْلَةُ</w:t>
+              <w:t xml:space="preserve">اَلرِّحْلَةُ</w:t>
             </w:r>
           </w:p>
         </w:tc>
@@ -1042,7 +1042,7 @@
                 <w:szCs w:val="30"/>
                 <w:rtl/>
               </w:rPr>
-              <w:t xml:space="preserve">اَلْمُتْحَفُ</w:t>
+              <w:t xml:space="preserve">اَلمُتْحَفُ</w:t>
             </w:r>
           </w:p>
         </w:tc>
@@ -1138,7 +1138,7 @@
                 <w:szCs w:val="30"/>
                 <w:rtl/>
               </w:rPr>
-              <w:t xml:space="preserve">اَلتَّذْكِرَةُ</w:t>
+              <w:t xml:space="preserve">اَلتَّذْكِرَةُ</w:t>
             </w:r>
           </w:p>
         </w:tc>
@@ -2803,7 +2803,7 @@
                 <w:szCs w:val="28"/>
                 <w:rtl/>
               </w:rPr>
-              <w:t xml:space="preserve">مَرَّتَيْنِ</w:t>
+              <w:t xml:space="preserve">مَرَّتَيْنِ</w:t>
             </w:r>
           </w:p>
         </w:tc>
@@ -2973,7 +2973,7 @@
                 <w:szCs w:val="28"/>
                 <w:rtl/>
               </w:rPr>
-              <w:t xml:space="preserve">أُسْبُوعِيًّا</w:t>
+              <w:t xml:space="preserve">أُسْبُوعِيًّا</w:t>
             </w:r>
           </w:p>
         </w:tc>
@@ -3223,7 +3223,7 @@
                 <w:szCs w:val="30"/>
                 <w:rtl/>
               </w:rPr>
-              <w:t xml:space="preserve">مَسْؤُولٌ   —   مَرَّتَيْنِ   —   النِّصْفُ   —   التَّذْكِرَةَ   —   هَيَّا   —   مَتَى   —   أَحْيَانًا</w:t>
+              <w:t xml:space="preserve">مَسْؤُولٌ   —   مَرَّتَيْنِ   —   النِّصْفُ   —   التَّذْكِرَةَ   —   هَيَّا   —   مَتَى   —   أَحْيَانًا</w:t>
             </w:r>
           </w:p>
         </w:tc>
@@ -3330,7 +3330,7 @@
                 <w:szCs w:val="28"/>
                 <w:rtl/>
               </w:rPr>
-              <w:t xml:space="preserve">أَنَا ……………………… عَنْ نَادِي الْمُطَالَعَةِ.</w:t>
+              <w:t xml:space="preserve">أَنَا ……………………… عَنْ نَادِي المُطَالَعَةِ.</w:t>
             </w:r>
           </w:p>
         </w:tc>
@@ -3402,7 +3402,7 @@
                 <w:szCs w:val="28"/>
                 <w:rtl/>
               </w:rPr>
-              <w:t xml:space="preserve">أَذْهَبُ إِلَى الْمَسْرَحِ ……………………… فِي الشَّهْرِ.</w:t>
+              <w:t xml:space="preserve">أَذْهَبُ إِلَى المَسْرَحِ ……………………… فِي الشَّهْرِ.</w:t>
             </w:r>
           </w:p>
         </w:tc>
@@ -3474,7 +3474,7 @@
                 <w:szCs w:val="28"/>
                 <w:rtl/>
               </w:rPr>
-              <w:t xml:space="preserve">اَلسَّاعَةُ السَّابِعَةُ وَ……………………… .</w:t>
+              <w:t xml:space="preserve">اَلسَّاعَةُ السَّابِعَةُ وَ……………………… .</w:t>
             </w:r>
           </w:p>
         </w:tc>
@@ -3546,7 +3546,7 @@
                 <w:szCs w:val="28"/>
                 <w:rtl/>
               </w:rPr>
-              <w:t xml:space="preserve">……………………… بِنَا إِلَى الْمُتْحَفِ!</w:t>
+              <w:t xml:space="preserve">……………………… بِنَا إِلَى المُتْحَفِ!</w:t>
             </w:r>
           </w:p>
         </w:tc>
@@ -3618,7 +3618,7 @@
                 <w:szCs w:val="28"/>
                 <w:rtl/>
               </w:rPr>
-              <w:t xml:space="preserve">اِشْتَرَيْتُ ……………………… مِنَ الشُّبَّاكِ.</w:t>
+              <w:t xml:space="preserve">اِشْتَرَيْتُ ……………………… مِن الشُّبَّاكِ.</w:t>
             </w:r>
           </w:p>
         </w:tc>
@@ -3690,7 +3690,7 @@
                 <w:szCs w:val="28"/>
                 <w:rtl/>
               </w:rPr>
-              <w:t xml:space="preserve">……………………… تَبْدَأُ الرِّحْلَةُ؟</w:t>
+              <w:t xml:space="preserve">……………………… تَبْدَأُ الرِّحْلَةُ؟</w:t>
             </w:r>
           </w:p>
         </w:tc>
@@ -3762,7 +3762,7 @@
                 <w:szCs w:val="28"/>
                 <w:rtl/>
               </w:rPr>
-              <w:t xml:space="preserve">أُشَاهِدُ التَّمْثِيلِيَّةَ ……………………… .</w:t>
+              <w:t xml:space="preserve">أُشَاهِدُ التَّمْثِيلِيَّةَ ……………………… .</w:t>
             </w:r>
           </w:p>
         </w:tc>
@@ -3938,7 +3938,7 @@
                 <w:szCs w:val="28"/>
                 <w:rtl/>
               </w:rPr>
-              <w:t xml:space="preserve">اَلسَّاعَةُ الثَّامِنَةُ وَالنِّصْفُ.</w:t>
+              <w:t xml:space="preserve">اَلسَّاعَةُ الثَّامِنَةُ وَالنِّصْفُ.</w:t>
             </w:r>
           </w:p>
         </w:tc>
@@ -3988,7 +3988,7 @@
                 <w:szCs w:val="28"/>
                 <w:rtl/>
               </w:rPr>
-              <w:t xml:space="preserve">اَلسَّاعَةُ التَّاسِعَةُ وَالنِّصْفُ.</w:t>
+              <w:t xml:space="preserve">اَلسَّاعَةُ التَّاسِعَةُ وَالنِّصْفُ.</w:t>
             </w:r>
           </w:p>
         </w:tc>
@@ -4043,7 +4043,7 @@
                 <w:szCs w:val="28"/>
                 <w:rtl/>
               </w:rPr>
-              <w:t xml:space="preserve">اَلسَّاعَةُ التَّاسِعَةُ وَالرُّبْعُ.</w:t>
+              <w:t xml:space="preserve">اَلسَّاعَةُ التَّاسِعَةُ وَالرُّبْعُ.</w:t>
             </w:r>
           </w:p>
         </w:tc>
@@ -4093,7 +4093,7 @@
                 <w:szCs w:val="28"/>
                 <w:rtl/>
               </w:rPr>
-              <w:t xml:space="preserve">اَلسَّاعَةُ الْعَاشِرَةُ وَالنِّصْفُ.</w:t>
+              <w:t xml:space="preserve">اَلسَّاعَةُ العَاشِرَةُ وَالنِّصْفُ.</w:t>
             </w:r>
           </w:p>
         </w:tc>
@@ -4116,7 +4116,7 @@
           <w:sz w:val="20"/>
           <w:szCs w:val="20"/>
         </w:rPr>
-        <w:t xml:space="preserve">2.  «أَذْهَبُ إِلَى النَّادِي كُلَّ يَوْمٍ» cümlesindeki «كُلَّ يَوْمٍ» ifadesi neyi bildirir?</w:t>
+        <w:t xml:space="preserve">2.  «أَذْهَبُ إِلَى النَّادِي كُلَّ يَوْمٍ» cümlesindeki «كُلَّ يَوْمٍ» ifadesi neyi bildirir?</w:t>
       </w:r>
     </w:p>
     <w:tbl>
@@ -4428,7 +4428,7 @@
                 <w:szCs w:val="28"/>
                 <w:rtl/>
               </w:rPr>
-              <w:t xml:space="preserve">أَيْنَ الرِّحْلَةُ؟</w:t>
+              <w:t xml:space="preserve">أَيْن الرِّحْلَةُ؟</w:t>
             </w:r>
           </w:p>
         </w:tc>
@@ -4478,7 +4478,7 @@
                 <w:szCs w:val="28"/>
                 <w:rtl/>
               </w:rPr>
-              <w:t xml:space="preserve">هَيَّا بِنَا إِلَى الرِّحْلَةِ!</w:t>
+              <w:t xml:space="preserve">هَيَّا بِنَا إِلَى الرِّحْلَةِ!</w:t>
             </w:r>
           </w:p>
         </w:tc>
@@ -4533,7 +4533,7 @@
                 <w:szCs w:val="28"/>
                 <w:rtl/>
               </w:rPr>
-              <w:t xml:space="preserve">لَا أُحِبُّ الرِّحْلَةَ.</w:t>
+              <w:t xml:space="preserve">لَا أُحِبُّ الرِّحْلَةَ.</w:t>
             </w:r>
           </w:p>
         </w:tc>
@@ -4583,7 +4583,7 @@
                 <w:szCs w:val="28"/>
                 <w:rtl/>
               </w:rPr>
-              <w:t xml:space="preserve">مَا هَذِهِ الرِّحْلَةُ؟</w:t>
+              <w:t xml:space="preserve">مَا هَذِهِ الرِّحْلَةُ؟</w:t>
             </w:r>
           </w:p>
         </w:tc>
@@ -4675,7 +4675,7 @@
                 <w:szCs w:val="28"/>
                 <w:rtl/>
               </w:rPr>
-              <w:t xml:space="preserve">مُمَثِّلٌ</w:t>
+              <w:t xml:space="preserve">مُمَثِّلٌ</w:t>
             </w:r>
           </w:p>
         </w:tc>
@@ -4853,7 +4853,7 @@
           <w:sz w:val="20"/>
           <w:szCs w:val="20"/>
         </w:rPr>
-        <w:t xml:space="preserve">5.  «مَا رَأْيُكَ فِي هَذَا الْبَرْنَامَجِ» sorusu hangi amaçla sorulur?</w:t>
+        <w:t xml:space="preserve">5.  «مَا رَأْيُكَ فِي هَذَا البَرْنَامَجِ» sorusu hangi amaçla sorulur?</w:t>
       </w:r>
     </w:p>
     <w:tbl>
@@ -5375,7 +5375,7 @@
                 <w:szCs w:val="28"/>
                 <w:rtl/>
               </w:rPr>
-              <w:t xml:space="preserve">أَذْهَبُ إِلَى الْمَسْرَحِ أَحْيَانًا.</w:t>
+              <w:t xml:space="preserve">أَذْهَبُ إِلَى المَسْرَحِ أَحْيَانًا.</w:t>
             </w:r>
           </w:p>
         </w:tc>
@@ -5501,7 +5501,7 @@
                 <w:szCs w:val="28"/>
                 <w:rtl/>
               </w:rPr>
-              <w:t xml:space="preserve">هُوَ يَذْهَبُ إِلَى النَّادِي كُلَّ يَوْمٍ.</w:t>
+              <w:t xml:space="preserve">هُوَ يَذْهَبُ إِلَى النَّادِي كُلَّ يَوْمٍ.</w:t>
             </w:r>
           </w:p>
         </w:tc>
@@ -5627,7 +5627,7 @@
                 <w:szCs w:val="28"/>
                 <w:rtl/>
               </w:rPr>
-              <w:t xml:space="preserve">أَنَا تَذْهَبُ إِلَى الرِّحْلَةِ.</w:t>
+              <w:t xml:space="preserve">أَنَا تَذْهَبُ إِلَى الرِّحْلَةِ.</w:t>
             </w:r>
           </w:p>
         </w:tc>
@@ -5753,7 +5753,7 @@
                 <w:szCs w:val="28"/>
                 <w:rtl/>
               </w:rPr>
-              <w:t xml:space="preserve">اَلسَّاعَةُ الْوَاحِدَةُ وَالنِّصْفُ.</w:t>
+              <w:t xml:space="preserve">اَلسَّاعَةُ الوَاحِدَةُ وَالنِّصْفُ.</w:t>
             </w:r>
           </w:p>
         </w:tc>
@@ -5879,7 +5879,7 @@
                 <w:szCs w:val="28"/>
                 <w:rtl/>
               </w:rPr>
-              <w:t xml:space="preserve">هِيَ يَشْتَرِي التَّذْكِرَةَ.</w:t>
+              <w:t xml:space="preserve">هِيَ يَشْتَرِي التَّذْكِرَةَ.</w:t>
             </w:r>
           </w:p>
         </w:tc>
@@ -6112,7 +6112,7 @@
                 <w:szCs w:val="28"/>
                 <w:rtl/>
               </w:rPr>
-              <w:t xml:space="preserve">النَّادِي  ـ  فِي  ـ  عُضْوٌ  ـ  أَنَا</w:t>
+              <w:t xml:space="preserve">النَّادِي  ـ  فِي  ـ  عُضْوٌ  ـ  أَنَا</w:t>
             </w:r>
           </w:p>
         </w:tc>
@@ -6184,7 +6184,7 @@
                 <w:szCs w:val="28"/>
                 <w:rtl/>
               </w:rPr>
-              <w:t xml:space="preserve">الْمَسْرَحِ  ـ  إِلَى  ـ  بِنَا  ـ  هَيَّا</w:t>
+              <w:t xml:space="preserve">المَسْرَحِ  ـ  إِلَى  ـ  بِنَا  ـ  هَيَّا</w:t>
             </w:r>
           </w:p>
         </w:tc>
@@ -6256,7 +6256,7 @@
                 <w:szCs w:val="28"/>
                 <w:rtl/>
               </w:rPr>
-              <w:t xml:space="preserve">وَالنِّصْفُ  ـ  الرَّابِعَةُ  ـ  السَّاعَةُ</w:t>
+              <w:t xml:space="preserve">وَالنِّصْفُ  ـ  الرَّابِعَةُ  ـ  السَّاعَةُ</w:t>
             </w:r>
           </w:p>
         </w:tc>
@@ -6328,7 +6328,7 @@
                 <w:szCs w:val="28"/>
                 <w:rtl/>
               </w:rPr>
-              <w:t xml:space="preserve">أُسْبُوعِيًّا  ـ  الْمُتْحَفَ  ـ  أَزُورُ</w:t>
+              <w:t xml:space="preserve">أُسْبُوعِيًّا  ـ  المُتْحَفَ  ـ  أَزُورُ</w:t>
             </w:r>
           </w:p>
         </w:tc>
@@ -6400,7 +6400,7 @@
                 <w:szCs w:val="28"/>
                 <w:rtl/>
               </w:rPr>
-              <w:t xml:space="preserve">الرِّحْلَةُ  ـ  تَبْدَأُ  ـ  مَتَى</w:t>
+              <w:t xml:space="preserve">الرِّحْلَةُ  ـ  تَبْدَأُ  ـ  مَتَى</w:t>
             </w:r>
           </w:p>
         </w:tc>
@@ -6552,7 +6552,7 @@
                 <w:szCs w:val="30"/>
                 <w:rtl/>
               </w:rPr>
-              <w:t xml:space="preserve">نَادِي   —   عُضْوٌ   —   نَشَاطٌ   —   كُلَّ يَوْمٍ   —   أَحْيَانًا   —   اَلسَّاعَةُ   —   أَذْهَبُ   —   أُحِبُّ</w:t>
+              <w:t xml:space="preserve">نَادِي   —   عُضْوٌ   —   نَشَاطٌ   —   كُلَّ يَوْمٍ   —   أَحْيَانًا   —   اَلسَّاعَةُ   —   أَذْهَبُ   —   أُحِبُّ</w:t>
             </w:r>
           </w:p>
         </w:tc>
@@ -7156,7 +7156,7 @@
                 <w:szCs w:val="27"/>
                 <w:rtl/>
               </w:rPr>
-              <w:t xml:space="preserve">أَنَا عُضْوٌ فِي نَادِي الرِّيَاضَةِ. · أَدْرُسُ اللُّغَةَ الْعَرَبِيَّةَ كُلَّ يَوْمٍ.</w:t>
+              <w:t xml:space="preserve">أَنَا عُضْوٌ فِي نَادِي الرِّيَاضَةِ. · أَدْرُسُ اللُّغَةَ العَرَبِيَّةَ كُلَّ يَوْمٍ.</w:t>
             </w:r>
           </w:p>
           <w:p>
@@ -7174,7 +7174,7 @@
                 <w:szCs w:val="27"/>
                 <w:rtl/>
               </w:rPr>
-              <w:t xml:space="preserve">اَلسَّاعَةُ الْخَامِسَةُ وَالنِّصْفُ. · هَيَّا بِنَا إِلَى الْمَسْرَحِ!</w:t>
+              <w:t xml:space="preserve">اَلسَّاعَةُ الخَامِسَةُ وَالنِّصْفُ. · هَيَّا بِنَا إِلَى المَسْرَحِ!</w:t>
             </w:r>
           </w:p>
           <w:p>
@@ -7192,7 +7192,7 @@
                 <w:szCs w:val="27"/>
                 <w:rtl/>
               </w:rPr>
-              <w:t xml:space="preserve">أَزُورُ الْمُتْحَفَ أَحْيَانًا. · مَتَى تَبْدَأُ الرِّحْلَةُ؟</w:t>
+              <w:t xml:space="preserve">أَزُورُ المُتْحَفَ أَحْيَانًا. · مَتَى تَبْدَأُ الرِّحْلَةُ؟</w:t>
             </w:r>
           </w:p>
         </w:tc>
@@ -7380,7 +7380,7 @@
                 <w:szCs w:val="27"/>
                 <w:rtl/>
               </w:rPr>
-              <w:t xml:space="preserve">مَسْؤُولٌ ، مَرَّتَيْنِ ، النِّصْفُ ، هَيَّا ،</w:t>
+              <w:t xml:space="preserve">مَسْؤُولٌ ، مَرَّتَيْنِ ، النِّصْفُ ، هَيَّا ،</w:t>
             </w:r>
           </w:p>
           <w:p>
@@ -7398,7 +7398,7 @@
                 <w:szCs w:val="27"/>
                 <w:rtl/>
               </w:rPr>
-              <w:t xml:space="preserve">التَّذْكِرَةَ ، مَتَى ، أَحْيَانًا</w:t>
+              <w:t xml:space="preserve">التَّذْكِرَةَ ، مَتَى ، أَحْيَانًا</w:t>
             </w:r>
           </w:p>
         </w:tc>
@@ -7680,7 +7680,7 @@
                 <w:szCs w:val="27"/>
                 <w:rtl/>
               </w:rPr>
-              <w:t xml:space="preserve">أَنَا عُضْوٌ فِي النَّادِي. · هَيَّا بِنَا إِلَى الْمَسْرَحِ.</w:t>
+              <w:t xml:space="preserve">أَنَا عُضْوٌ فِي النَّادِي. · هَيَّا بِنَا إِلَى المَسْرَحِ.</w:t>
             </w:r>
           </w:p>
           <w:p>
@@ -7698,7 +7698,7 @@
                 <w:szCs w:val="27"/>
                 <w:rtl/>
               </w:rPr>
-              <w:t xml:space="preserve">اَلسَّاعَةُ الرَّابِعَةُ وَالنِّصْفُ. · أَزُورُ الْمُتْحَفَ أُسْبُوعِيًّا.</w:t>
+              <w:t xml:space="preserve">اَلسَّاعَةُ الرَّابِعَةُ وَالنِّصْفُ. · أَزُورُ المُتْحَفَ أُسْبُوعِيًّا.</w:t>
             </w:r>
           </w:p>
           <w:p>
@@ -7716,7 +7716,7 @@
                 <w:szCs w:val="27"/>
                 <w:rtl/>
               </w:rPr>
-              <w:t xml:space="preserve">مَتَى تَبْدَأُ الرِّحْلَةُ؟</w:t>
+              <w:t xml:space="preserve">مَتَى تَبْدَأُ الرِّحْلَةُ؟</w:t>
             </w:r>
           </w:p>
         </w:tc>

--- a/dosyalar/8-sinif/arapca-8-1d1y-klasik.docx
+++ b/dosyalar/8-sinif/arapca-8-1d1y-klasik.docx
@@ -650,7 +650,7 @@
             </w:pPr>
             <w:r>
               <w:rPr>
-                <w:rFonts w:ascii="Markazi Text" w:cs="Markazi Text" w:eastAsia="Markazi Text" w:hAnsi="Markazi Text"/>
+                <w:rFonts w:ascii="Arakom" w:cs="Arakom" w:eastAsia="Arakom" w:hAnsi="Arakom"/>
                 <w:b w:val="false"/>
                 <w:bCs w:val="false"/>
                 <w:color w:val="111111"/>
@@ -746,7 +746,7 @@
             </w:pPr>
             <w:r>
               <w:rPr>
-                <w:rFonts w:ascii="Markazi Text" w:cs="Markazi Text" w:eastAsia="Markazi Text" w:hAnsi="Markazi Text"/>
+                <w:rFonts w:ascii="Arakom" w:cs="Arakom" w:eastAsia="Arakom" w:hAnsi="Arakom"/>
                 <w:b w:val="false"/>
                 <w:bCs w:val="false"/>
                 <w:color w:val="111111"/>
@@ -842,7 +842,7 @@
             </w:pPr>
             <w:r>
               <w:rPr>
-                <w:rFonts w:ascii="Markazi Text" w:cs="Markazi Text" w:eastAsia="Markazi Text" w:hAnsi="Markazi Text"/>
+                <w:rFonts w:ascii="Arakom" w:cs="Arakom" w:eastAsia="Arakom" w:hAnsi="Arakom"/>
                 <w:b w:val="false"/>
                 <w:bCs w:val="false"/>
                 <w:color w:val="111111"/>
@@ -938,7 +938,7 @@
             </w:pPr>
             <w:r>
               <w:rPr>
-                <w:rFonts w:ascii="Markazi Text" w:cs="Markazi Text" w:eastAsia="Markazi Text" w:hAnsi="Markazi Text"/>
+                <w:rFonts w:ascii="Arakom" w:cs="Arakom" w:eastAsia="Arakom" w:hAnsi="Arakom"/>
                 <w:b w:val="false"/>
                 <w:bCs w:val="false"/>
                 <w:color w:val="111111"/>
@@ -1034,7 +1034,7 @@
             </w:pPr>
             <w:r>
               <w:rPr>
-                <w:rFonts w:ascii="Markazi Text" w:cs="Markazi Text" w:eastAsia="Markazi Text" w:hAnsi="Markazi Text"/>
+                <w:rFonts w:ascii="Arakom" w:cs="Arakom" w:eastAsia="Arakom" w:hAnsi="Arakom"/>
                 <w:b w:val="false"/>
                 <w:bCs w:val="false"/>
                 <w:color w:val="111111"/>
@@ -1130,7 +1130,7 @@
             </w:pPr>
             <w:r>
               <w:rPr>
-                <w:rFonts w:ascii="Markazi Text" w:cs="Markazi Text" w:eastAsia="Markazi Text" w:hAnsi="Markazi Text"/>
+                <w:rFonts w:ascii="Arakom" w:cs="Arakom" w:eastAsia="Arakom" w:hAnsi="Arakom"/>
                 <w:b w:val="false"/>
                 <w:bCs w:val="false"/>
                 <w:color w:val="111111"/>
@@ -1459,7 +1459,7 @@
             </w:pPr>
             <w:r>
               <w:rPr>
-                <w:rFonts w:ascii="Markazi Text" w:cs="Markazi Text" w:eastAsia="Markazi Text" w:hAnsi="Markazi Text"/>
+                <w:rFonts w:ascii="Arakom" w:cs="Arakom" w:eastAsia="Arakom" w:hAnsi="Arakom"/>
                 <w:b w:val="false"/>
                 <w:bCs w:val="false"/>
                 <w:color w:val="111111"/>
@@ -1555,7 +1555,7 @@
             </w:pPr>
             <w:r>
               <w:rPr>
-                <w:rFonts w:ascii="Markazi Text" w:cs="Markazi Text" w:eastAsia="Markazi Text" w:hAnsi="Markazi Text"/>
+                <w:rFonts w:ascii="Arakom" w:cs="Arakom" w:eastAsia="Arakom" w:hAnsi="Arakom"/>
                 <w:b w:val="false"/>
                 <w:bCs w:val="false"/>
                 <w:color w:val="111111"/>
@@ -1651,7 +1651,7 @@
             </w:pPr>
             <w:r>
               <w:rPr>
-                <w:rFonts w:ascii="Markazi Text" w:cs="Markazi Text" w:eastAsia="Markazi Text" w:hAnsi="Markazi Text"/>
+                <w:rFonts w:ascii="Arakom" w:cs="Arakom" w:eastAsia="Arakom" w:hAnsi="Arakom"/>
                 <w:b w:val="false"/>
                 <w:bCs w:val="false"/>
                 <w:color w:val="111111"/>
@@ -1747,7 +1747,7 @@
             </w:pPr>
             <w:r>
               <w:rPr>
-                <w:rFonts w:ascii="Markazi Text" w:cs="Markazi Text" w:eastAsia="Markazi Text" w:hAnsi="Markazi Text"/>
+                <w:rFonts w:ascii="Arakom" w:cs="Arakom" w:eastAsia="Arakom" w:hAnsi="Arakom"/>
                 <w:b w:val="false"/>
                 <w:bCs w:val="false"/>
                 <w:color w:val="111111"/>
@@ -1843,7 +1843,7 @@
             </w:pPr>
             <w:r>
               <w:rPr>
-                <w:rFonts w:ascii="Markazi Text" w:cs="Markazi Text" w:eastAsia="Markazi Text" w:hAnsi="Markazi Text"/>
+                <w:rFonts w:ascii="Arakom" w:cs="Arakom" w:eastAsia="Arakom" w:hAnsi="Arakom"/>
                 <w:b w:val="false"/>
                 <w:bCs w:val="false"/>
                 <w:color w:val="111111"/>
@@ -1939,7 +1939,7 @@
             </w:pPr>
             <w:r>
               <w:rPr>
-                <w:rFonts w:ascii="Markazi Text" w:cs="Markazi Text" w:eastAsia="Markazi Text" w:hAnsi="Markazi Text"/>
+                <w:rFonts w:ascii="Arakom" w:cs="Arakom" w:eastAsia="Arakom" w:hAnsi="Arakom"/>
                 <w:b w:val="false"/>
                 <w:bCs w:val="false"/>
                 <w:color w:val="111111"/>
@@ -2115,7 +2115,7 @@
             </w:pPr>
             <w:r>
               <w:rPr>
-                <w:rFonts w:ascii="Markazi Text" w:cs="Markazi Text" w:eastAsia="Markazi Text" w:hAnsi="Markazi Text"/>
+                <w:rFonts w:ascii="Arakom" w:cs="Arakom" w:eastAsia="Arakom" w:hAnsi="Arakom"/>
                 <w:b w:val="false"/>
                 <w:bCs w:val="false"/>
                 <w:color w:val="111111"/>
@@ -2285,7 +2285,7 @@
             </w:pPr>
             <w:r>
               <w:rPr>
-                <w:rFonts w:ascii="Markazi Text" w:cs="Markazi Text" w:eastAsia="Markazi Text" w:hAnsi="Markazi Text"/>
+                <w:rFonts w:ascii="Arakom" w:cs="Arakom" w:eastAsia="Arakom" w:hAnsi="Arakom"/>
                 <w:b w:val="false"/>
                 <w:bCs w:val="false"/>
                 <w:color w:val="111111"/>
@@ -2455,7 +2455,7 @@
             </w:pPr>
             <w:r>
               <w:rPr>
-                <w:rFonts w:ascii="Markazi Text" w:cs="Markazi Text" w:eastAsia="Markazi Text" w:hAnsi="Markazi Text"/>
+                <w:rFonts w:ascii="Arakom" w:cs="Arakom" w:eastAsia="Arakom" w:hAnsi="Arakom"/>
                 <w:b w:val="false"/>
                 <w:bCs w:val="false"/>
                 <w:color w:val="111111"/>
@@ -2625,7 +2625,7 @@
             </w:pPr>
             <w:r>
               <w:rPr>
-                <w:rFonts w:ascii="Markazi Text" w:cs="Markazi Text" w:eastAsia="Markazi Text" w:hAnsi="Markazi Text"/>
+                <w:rFonts w:ascii="Arakom" w:cs="Arakom" w:eastAsia="Arakom" w:hAnsi="Arakom"/>
                 <w:b w:val="false"/>
                 <w:bCs w:val="false"/>
                 <w:color w:val="111111"/>
@@ -2795,7 +2795,7 @@
             </w:pPr>
             <w:r>
               <w:rPr>
-                <w:rFonts w:ascii="Markazi Text" w:cs="Markazi Text" w:eastAsia="Markazi Text" w:hAnsi="Markazi Text"/>
+                <w:rFonts w:ascii="Arakom" w:cs="Arakom" w:eastAsia="Arakom" w:hAnsi="Arakom"/>
                 <w:b w:val="false"/>
                 <w:bCs w:val="false"/>
                 <w:color w:val="111111"/>
@@ -2965,7 +2965,7 @@
             </w:pPr>
             <w:r>
               <w:rPr>
-                <w:rFonts w:ascii="Markazi Text" w:cs="Markazi Text" w:eastAsia="Markazi Text" w:hAnsi="Markazi Text"/>
+                <w:rFonts w:ascii="Arakom" w:cs="Arakom" w:eastAsia="Arakom" w:hAnsi="Arakom"/>
                 <w:b w:val="false"/>
                 <w:bCs w:val="false"/>
                 <w:color w:val="111111"/>
@@ -3215,7 +3215,7 @@
             </w:pPr>
             <w:r>
               <w:rPr>
-                <w:rFonts w:ascii="Markazi Text" w:cs="Markazi Text" w:eastAsia="Markazi Text" w:hAnsi="Markazi Text"/>
+                <w:rFonts w:ascii="Arakom" w:cs="Arakom" w:eastAsia="Arakom" w:hAnsi="Arakom"/>
                 <w:b w:val="false"/>
                 <w:bCs w:val="false"/>
                 <w:color w:val="111111"/>
@@ -3322,7 +3322,7 @@
             </w:pPr>
             <w:r>
               <w:rPr>
-                <w:rFonts w:ascii="Markazi Text" w:cs="Markazi Text" w:eastAsia="Markazi Text" w:hAnsi="Markazi Text"/>
+                <w:rFonts w:ascii="Arakom" w:cs="Arakom" w:eastAsia="Arakom" w:hAnsi="Arakom"/>
                 <w:b w:val="false"/>
                 <w:bCs w:val="false"/>
                 <w:color w:val="111111"/>
@@ -3394,7 +3394,7 @@
             </w:pPr>
             <w:r>
               <w:rPr>
-                <w:rFonts w:ascii="Markazi Text" w:cs="Markazi Text" w:eastAsia="Markazi Text" w:hAnsi="Markazi Text"/>
+                <w:rFonts w:ascii="Arakom" w:cs="Arakom" w:eastAsia="Arakom" w:hAnsi="Arakom"/>
                 <w:b w:val="false"/>
                 <w:bCs w:val="false"/>
                 <w:color w:val="111111"/>
@@ -3466,7 +3466,7 @@
             </w:pPr>
             <w:r>
               <w:rPr>
-                <w:rFonts w:ascii="Markazi Text" w:cs="Markazi Text" w:eastAsia="Markazi Text" w:hAnsi="Markazi Text"/>
+                <w:rFonts w:ascii="Arakom" w:cs="Arakom" w:eastAsia="Arakom" w:hAnsi="Arakom"/>
                 <w:b w:val="false"/>
                 <w:bCs w:val="false"/>
                 <w:color w:val="111111"/>
@@ -3538,7 +3538,7 @@
             </w:pPr>
             <w:r>
               <w:rPr>
-                <w:rFonts w:ascii="Markazi Text" w:cs="Markazi Text" w:eastAsia="Markazi Text" w:hAnsi="Markazi Text"/>
+                <w:rFonts w:ascii="Arakom" w:cs="Arakom" w:eastAsia="Arakom" w:hAnsi="Arakom"/>
                 <w:b w:val="false"/>
                 <w:bCs w:val="false"/>
                 <w:color w:val="111111"/>
@@ -3610,7 +3610,7 @@
             </w:pPr>
             <w:r>
               <w:rPr>
-                <w:rFonts w:ascii="Markazi Text" w:cs="Markazi Text" w:eastAsia="Markazi Text" w:hAnsi="Markazi Text"/>
+                <w:rFonts w:ascii="Arakom" w:cs="Arakom" w:eastAsia="Arakom" w:hAnsi="Arakom"/>
                 <w:b w:val="false"/>
                 <w:bCs w:val="false"/>
                 <w:color w:val="111111"/>
@@ -3682,7 +3682,7 @@
             </w:pPr>
             <w:r>
               <w:rPr>
-                <w:rFonts w:ascii="Markazi Text" w:cs="Markazi Text" w:eastAsia="Markazi Text" w:hAnsi="Markazi Text"/>
+                <w:rFonts w:ascii="Arakom" w:cs="Arakom" w:eastAsia="Arakom" w:hAnsi="Arakom"/>
                 <w:b w:val="false"/>
                 <w:bCs w:val="false"/>
                 <w:color w:val="111111"/>
@@ -3754,7 +3754,7 @@
             </w:pPr>
             <w:r>
               <w:rPr>
-                <w:rFonts w:ascii="Markazi Text" w:cs="Markazi Text" w:eastAsia="Markazi Text" w:hAnsi="Markazi Text"/>
+                <w:rFonts w:ascii="Arakom" w:cs="Arakom" w:eastAsia="Arakom" w:hAnsi="Arakom"/>
                 <w:b w:val="false"/>
                 <w:bCs w:val="false"/>
                 <w:color w:val="111111"/>
@@ -3930,7 +3930,7 @@
             </w:r>
             <w:r>
               <w:rPr>
-                <w:rFonts w:ascii="Markazi Text" w:cs="Markazi Text" w:eastAsia="Markazi Text" w:hAnsi="Markazi Text"/>
+                <w:rFonts w:ascii="Arakom" w:cs="Arakom" w:eastAsia="Arakom" w:hAnsi="Arakom"/>
                 <w:b w:val="false"/>
                 <w:bCs w:val="false"/>
                 <w:color w:val="111111"/>
@@ -3980,7 +3980,7 @@
             </w:r>
             <w:r>
               <w:rPr>
-                <w:rFonts w:ascii="Markazi Text" w:cs="Markazi Text" w:eastAsia="Markazi Text" w:hAnsi="Markazi Text"/>
+                <w:rFonts w:ascii="Arakom" w:cs="Arakom" w:eastAsia="Arakom" w:hAnsi="Arakom"/>
                 <w:b w:val="false"/>
                 <w:bCs w:val="false"/>
                 <w:color w:val="111111"/>
@@ -4035,7 +4035,7 @@
             </w:r>
             <w:r>
               <w:rPr>
-                <w:rFonts w:ascii="Markazi Text" w:cs="Markazi Text" w:eastAsia="Markazi Text" w:hAnsi="Markazi Text"/>
+                <w:rFonts w:ascii="Arakom" w:cs="Arakom" w:eastAsia="Arakom" w:hAnsi="Arakom"/>
                 <w:b w:val="false"/>
                 <w:bCs w:val="false"/>
                 <w:color w:val="111111"/>
@@ -4085,7 +4085,7 @@
             </w:r>
             <w:r>
               <w:rPr>
-                <w:rFonts w:ascii="Markazi Text" w:cs="Markazi Text" w:eastAsia="Markazi Text" w:hAnsi="Markazi Text"/>
+                <w:rFonts w:ascii="Arakom" w:cs="Arakom" w:eastAsia="Arakom" w:hAnsi="Arakom"/>
                 <w:b w:val="false"/>
                 <w:bCs w:val="false"/>
                 <w:color w:val="111111"/>
@@ -4420,7 +4420,7 @@
             </w:r>
             <w:r>
               <w:rPr>
-                <w:rFonts w:ascii="Markazi Text" w:cs="Markazi Text" w:eastAsia="Markazi Text" w:hAnsi="Markazi Text"/>
+                <w:rFonts w:ascii="Arakom" w:cs="Arakom" w:eastAsia="Arakom" w:hAnsi="Arakom"/>
                 <w:b w:val="false"/>
                 <w:bCs w:val="false"/>
                 <w:color w:val="111111"/>
@@ -4470,7 +4470,7 @@
             </w:r>
             <w:r>
               <w:rPr>
-                <w:rFonts w:ascii="Markazi Text" w:cs="Markazi Text" w:eastAsia="Markazi Text" w:hAnsi="Markazi Text"/>
+                <w:rFonts w:ascii="Arakom" w:cs="Arakom" w:eastAsia="Arakom" w:hAnsi="Arakom"/>
                 <w:b w:val="false"/>
                 <w:bCs w:val="false"/>
                 <w:color w:val="111111"/>
@@ -4525,7 +4525,7 @@
             </w:r>
             <w:r>
               <w:rPr>
-                <w:rFonts w:ascii="Markazi Text" w:cs="Markazi Text" w:eastAsia="Markazi Text" w:hAnsi="Markazi Text"/>
+                <w:rFonts w:ascii="Arakom" w:cs="Arakom" w:eastAsia="Arakom" w:hAnsi="Arakom"/>
                 <w:b w:val="false"/>
                 <w:bCs w:val="false"/>
                 <w:color w:val="111111"/>
@@ -4575,7 +4575,7 @@
             </w:r>
             <w:r>
               <w:rPr>
-                <w:rFonts w:ascii="Markazi Text" w:cs="Markazi Text" w:eastAsia="Markazi Text" w:hAnsi="Markazi Text"/>
+                <w:rFonts w:ascii="Arakom" w:cs="Arakom" w:eastAsia="Arakom" w:hAnsi="Arakom"/>
                 <w:b w:val="false"/>
                 <w:bCs w:val="false"/>
                 <w:color w:val="111111"/>
@@ -4667,7 +4667,7 @@
             </w:r>
             <w:r>
               <w:rPr>
-                <w:rFonts w:ascii="Markazi Text" w:cs="Markazi Text" w:eastAsia="Markazi Text" w:hAnsi="Markazi Text"/>
+                <w:rFonts w:ascii="Arakom" w:cs="Arakom" w:eastAsia="Arakom" w:hAnsi="Arakom"/>
                 <w:b w:val="false"/>
                 <w:bCs w:val="false"/>
                 <w:color w:val="111111"/>
@@ -4717,7 +4717,7 @@
             </w:r>
             <w:r>
               <w:rPr>
-                <w:rFonts w:ascii="Markazi Text" w:cs="Markazi Text" w:eastAsia="Markazi Text" w:hAnsi="Markazi Text"/>
+                <w:rFonts w:ascii="Arakom" w:cs="Arakom" w:eastAsia="Arakom" w:hAnsi="Arakom"/>
                 <w:b w:val="false"/>
                 <w:bCs w:val="false"/>
                 <w:color w:val="111111"/>
@@ -4772,7 +4772,7 @@
             </w:r>
             <w:r>
               <w:rPr>
-                <w:rFonts w:ascii="Markazi Text" w:cs="Markazi Text" w:eastAsia="Markazi Text" w:hAnsi="Markazi Text"/>
+                <w:rFonts w:ascii="Arakom" w:cs="Arakom" w:eastAsia="Arakom" w:hAnsi="Arakom"/>
                 <w:b w:val="false"/>
                 <w:bCs w:val="false"/>
                 <w:color w:val="111111"/>
@@ -4822,7 +4822,7 @@
             </w:r>
             <w:r>
               <w:rPr>
-                <w:rFonts w:ascii="Markazi Text" w:cs="Markazi Text" w:eastAsia="Markazi Text" w:hAnsi="Markazi Text"/>
+                <w:rFonts w:ascii="Arakom" w:cs="Arakom" w:eastAsia="Arakom" w:hAnsi="Arakom"/>
                 <w:b w:val="false"/>
                 <w:bCs w:val="false"/>
                 <w:color w:val="111111"/>
@@ -5367,7 +5367,7 @@
             </w:pPr>
             <w:r>
               <w:rPr>
-                <w:rFonts w:ascii="Markazi Text" w:cs="Markazi Text" w:eastAsia="Markazi Text" w:hAnsi="Markazi Text"/>
+                <w:rFonts w:ascii="Arakom" w:cs="Arakom" w:eastAsia="Arakom" w:hAnsi="Arakom"/>
                 <w:b w:val="false"/>
                 <w:bCs w:val="false"/>
                 <w:color w:val="111111"/>
@@ -5493,7 +5493,7 @@
             </w:pPr>
             <w:r>
               <w:rPr>
-                <w:rFonts w:ascii="Markazi Text" w:cs="Markazi Text" w:eastAsia="Markazi Text" w:hAnsi="Markazi Text"/>
+                <w:rFonts w:ascii="Arakom" w:cs="Arakom" w:eastAsia="Arakom" w:hAnsi="Arakom"/>
                 <w:b w:val="false"/>
                 <w:bCs w:val="false"/>
                 <w:color w:val="111111"/>
@@ -5619,7 +5619,7 @@
             </w:pPr>
             <w:r>
               <w:rPr>
-                <w:rFonts w:ascii="Markazi Text" w:cs="Markazi Text" w:eastAsia="Markazi Text" w:hAnsi="Markazi Text"/>
+                <w:rFonts w:ascii="Arakom" w:cs="Arakom" w:eastAsia="Arakom" w:hAnsi="Arakom"/>
                 <w:b w:val="false"/>
                 <w:bCs w:val="false"/>
                 <w:color w:val="111111"/>
@@ -5745,7 +5745,7 @@
             </w:pPr>
             <w:r>
               <w:rPr>
-                <w:rFonts w:ascii="Markazi Text" w:cs="Markazi Text" w:eastAsia="Markazi Text" w:hAnsi="Markazi Text"/>
+                <w:rFonts w:ascii="Arakom" w:cs="Arakom" w:eastAsia="Arakom" w:hAnsi="Arakom"/>
                 <w:b w:val="false"/>
                 <w:bCs w:val="false"/>
                 <w:color w:val="111111"/>
@@ -5871,7 +5871,7 @@
             </w:pPr>
             <w:r>
               <w:rPr>
-                <w:rFonts w:ascii="Markazi Text" w:cs="Markazi Text" w:eastAsia="Markazi Text" w:hAnsi="Markazi Text"/>
+                <w:rFonts w:ascii="Arakom" w:cs="Arakom" w:eastAsia="Arakom" w:hAnsi="Arakom"/>
                 <w:b w:val="false"/>
                 <w:bCs w:val="false"/>
                 <w:color w:val="111111"/>
@@ -6104,7 +6104,7 @@
             </w:pPr>
             <w:r>
               <w:rPr>
-                <w:rFonts w:ascii="Markazi Text" w:cs="Markazi Text" w:eastAsia="Markazi Text" w:hAnsi="Markazi Text"/>
+                <w:rFonts w:ascii="Arakom" w:cs="Arakom" w:eastAsia="Arakom" w:hAnsi="Arakom"/>
                 <w:b w:val="false"/>
                 <w:bCs w:val="false"/>
                 <w:color w:val="111111"/>
@@ -6176,7 +6176,7 @@
             </w:pPr>
             <w:r>
               <w:rPr>
-                <w:rFonts w:ascii="Markazi Text" w:cs="Markazi Text" w:eastAsia="Markazi Text" w:hAnsi="Markazi Text"/>
+                <w:rFonts w:ascii="Arakom" w:cs="Arakom" w:eastAsia="Arakom" w:hAnsi="Arakom"/>
                 <w:b w:val="false"/>
                 <w:bCs w:val="false"/>
                 <w:color w:val="111111"/>
@@ -6248,7 +6248,7 @@
             </w:pPr>
             <w:r>
               <w:rPr>
-                <w:rFonts w:ascii="Markazi Text" w:cs="Markazi Text" w:eastAsia="Markazi Text" w:hAnsi="Markazi Text"/>
+                <w:rFonts w:ascii="Arakom" w:cs="Arakom" w:eastAsia="Arakom" w:hAnsi="Arakom"/>
                 <w:b w:val="false"/>
                 <w:bCs w:val="false"/>
                 <w:color w:val="111111"/>
@@ -6320,7 +6320,7 @@
             </w:pPr>
             <w:r>
               <w:rPr>
-                <w:rFonts w:ascii="Markazi Text" w:cs="Markazi Text" w:eastAsia="Markazi Text" w:hAnsi="Markazi Text"/>
+                <w:rFonts w:ascii="Arakom" w:cs="Arakom" w:eastAsia="Arakom" w:hAnsi="Arakom"/>
                 <w:b w:val="false"/>
                 <w:bCs w:val="false"/>
                 <w:color w:val="111111"/>
@@ -6392,7 +6392,7 @@
             </w:pPr>
             <w:r>
               <w:rPr>
-                <w:rFonts w:ascii="Markazi Text" w:cs="Markazi Text" w:eastAsia="Markazi Text" w:hAnsi="Markazi Text"/>
+                <w:rFonts w:ascii="Arakom" w:cs="Arakom" w:eastAsia="Arakom" w:hAnsi="Arakom"/>
                 <w:b w:val="false"/>
                 <w:bCs w:val="false"/>
                 <w:color w:val="111111"/>
@@ -6544,7 +6544,7 @@
             </w:pPr>
             <w:r>
               <w:rPr>
-                <w:rFonts w:ascii="Markazi Text" w:cs="Markazi Text" w:eastAsia="Markazi Text" w:hAnsi="Markazi Text"/>
+                <w:rFonts w:ascii="Arakom" w:cs="Arakom" w:eastAsia="Arakom" w:hAnsi="Arakom"/>
                 <w:b w:val="false"/>
                 <w:bCs w:val="false"/>
                 <w:color w:val="111111"/>
@@ -7148,7 +7148,7 @@
             </w:pPr>
             <w:r>
               <w:rPr>
-                <w:rFonts w:ascii="Markazi Text" w:cs="Markazi Text" w:eastAsia="Markazi Text" w:hAnsi="Markazi Text"/>
+                <w:rFonts w:ascii="Arakom" w:cs="Arakom" w:eastAsia="Arakom" w:hAnsi="Arakom"/>
                 <w:b w:val="false"/>
                 <w:bCs w:val="false"/>
                 <w:color w:val="111111"/>
@@ -7166,7 +7166,7 @@
             </w:pPr>
             <w:r>
               <w:rPr>
-                <w:rFonts w:ascii="Markazi Text" w:cs="Markazi Text" w:eastAsia="Markazi Text" w:hAnsi="Markazi Text"/>
+                <w:rFonts w:ascii="Arakom" w:cs="Arakom" w:eastAsia="Arakom" w:hAnsi="Arakom"/>
                 <w:b w:val="false"/>
                 <w:bCs w:val="false"/>
                 <w:color w:val="111111"/>
@@ -7184,7 +7184,7 @@
             </w:pPr>
             <w:r>
               <w:rPr>
-                <w:rFonts w:ascii="Markazi Text" w:cs="Markazi Text" w:eastAsia="Markazi Text" w:hAnsi="Markazi Text"/>
+                <w:rFonts w:ascii="Arakom" w:cs="Arakom" w:eastAsia="Arakom" w:hAnsi="Arakom"/>
                 <w:b w:val="false"/>
                 <w:bCs w:val="false"/>
                 <w:color w:val="111111"/>
@@ -7372,7 +7372,7 @@
             </w:pPr>
             <w:r>
               <w:rPr>
-                <w:rFonts w:ascii="Markazi Text" w:cs="Markazi Text" w:eastAsia="Markazi Text" w:hAnsi="Markazi Text"/>
+                <w:rFonts w:ascii="Arakom" w:cs="Arakom" w:eastAsia="Arakom" w:hAnsi="Arakom"/>
                 <w:b w:val="false"/>
                 <w:bCs w:val="false"/>
                 <w:color w:val="111111"/>
@@ -7390,7 +7390,7 @@
             </w:pPr>
             <w:r>
               <w:rPr>
-                <w:rFonts w:ascii="Markazi Text" w:cs="Markazi Text" w:eastAsia="Markazi Text" w:hAnsi="Markazi Text"/>
+                <w:rFonts w:ascii="Arakom" w:cs="Arakom" w:eastAsia="Arakom" w:hAnsi="Arakom"/>
                 <w:b w:val="false"/>
                 <w:bCs w:val="false"/>
                 <w:color w:val="111111"/>
@@ -7672,7 +7672,7 @@
             </w:pPr>
             <w:r>
               <w:rPr>
-                <w:rFonts w:ascii="Markazi Text" w:cs="Markazi Text" w:eastAsia="Markazi Text" w:hAnsi="Markazi Text"/>
+                <w:rFonts w:ascii="Arakom" w:cs="Arakom" w:eastAsia="Arakom" w:hAnsi="Arakom"/>
                 <w:b w:val="false"/>
                 <w:bCs w:val="false"/>
                 <w:color w:val="111111"/>
@@ -7690,7 +7690,7 @@
             </w:pPr>
             <w:r>
               <w:rPr>
-                <w:rFonts w:ascii="Markazi Text" w:cs="Markazi Text" w:eastAsia="Markazi Text" w:hAnsi="Markazi Text"/>
+                <w:rFonts w:ascii="Arakom" w:cs="Arakom" w:eastAsia="Arakom" w:hAnsi="Arakom"/>
                 <w:b w:val="false"/>
                 <w:bCs w:val="false"/>
                 <w:color w:val="111111"/>
@@ -7708,7 +7708,7 @@
             </w:pPr>
             <w:r>
               <w:rPr>
-                <w:rFonts w:ascii="Markazi Text" w:cs="Markazi Text" w:eastAsia="Markazi Text" w:hAnsi="Markazi Text"/>
+                <w:rFonts w:ascii="Arakom" w:cs="Arakom" w:eastAsia="Arakom" w:hAnsi="Arakom"/>
                 <w:b w:val="false"/>
                 <w:bCs w:val="false"/>
                 <w:color w:val="111111"/>
